--- a/CASE/Court_Ready_Reckoner_Handheld.docx
+++ b/CASE/Court_Ready_Reckoner_Handheld.docx
@@ -1248,7 +1248,7 @@
           <w:i w:val="0"/>
           <w:sz w:val="20"/>
         </w:rPr>
-        <w:t xml:space="preserve">सूचीबद्ध बीमारी का नाम? </w:t>
+        <w:t xml:space="preserve">25.06 को “not related to a malignancy” कहने का मेडिकल आधार? </w:t>
       </w:r>
       <w:r>
         <w:rPr>
@@ -1266,7 +1266,7 @@
           <w:i w:val="0"/>
           <w:sz w:val="20"/>
         </w:rPr>
-        <w:t xml:space="preserve"> | उप-खंड? </w:t>
+        <w:t xml:space="preserve"> — बायोप्सी 30.06 को आई! | प्रत्याख्यान-पत्र (26.06) में बीमारी/उप-खंड का नाम? </w:t>
       </w:r>
       <w:r>
         <w:rPr>
@@ -1899,6 +1899,71 @@
           <w:i w:val="0"/>
           <w:sz w:val="20"/>
         </w:rPr>
+        <w:t>❖ ACKO: “हमने 25.06.2025 के ईमेल में specific clause बता दिया था — non-speaking नहीं था।”</w:t>
+      </w:r>
+    </w:p>
+    <w:p>
+      <w:pPr>
+        <w:spacing w:after="40"/>
+        <w:ind w:left="360"/>
+      </w:pPr>
+      <w:r>
+        <w:rPr>
+          <w:rFonts w:ascii="Nirmala UI" w:hAnsi="Nirmala UI" w:cs="Nirmala UI" w:eastAsia="Nirmala UI"/>
+          <w:b w:val="0"/>
+          <w:i w:val="0"/>
+          <w:sz w:val="20"/>
+        </w:rPr>
+        <w:t xml:space="preserve">उत्तर: उस ईमेल में धारा का नाम लिखा, पर साथ में </w:t>
+      </w:r>
+      <w:r>
+        <w:rPr>
+          <w:rFonts w:ascii="Nirmala UI" w:hAnsi="Nirmala UI" w:cs="Nirmala UI" w:eastAsia="Nirmala UI"/>
+          <w:b/>
+          <w:i w:val="0"/>
+          <w:sz w:val="20"/>
+        </w:rPr>
+        <w:t>मेडिकल निष्कर्ष</w:t>
+      </w:r>
+      <w:r>
+        <w:rPr>
+          <w:rFonts w:ascii="Nirmala UI" w:hAnsi="Nirmala UI" w:cs="Nirmala UI" w:eastAsia="Nirmala UI"/>
+          <w:b w:val="0"/>
+          <w:i w:val="0"/>
+          <w:sz w:val="20"/>
+        </w:rPr>
+        <w:t xml:space="preserve"> भी — “not related to a malignancy” — जबकि </w:t>
+      </w:r>
+      <w:r>
+        <w:rPr>
+          <w:rFonts w:ascii="Nirmala UI" w:hAnsi="Nirmala UI" w:cs="Nirmala UI" w:eastAsia="Nirmala UI"/>
+          <w:b/>
+          <w:i w:val="0"/>
+          <w:sz w:val="20"/>
+        </w:rPr>
+        <w:t>बायोप्सी रिपोर्ट 5 दिन बाद आई</w:t>
+      </w:r>
+      <w:r>
+        <w:rPr>
+          <w:rFonts w:ascii="Nirmala UI" w:hAnsi="Nirmala UI" w:cs="Nirmala UI" w:eastAsia="Nirmala UI"/>
+          <w:b w:val="0"/>
+          <w:i w:val="0"/>
+          <w:sz w:val="20"/>
+        </w:rPr>
+        <w:t>। बिना रिपोर्ट, बिना डॉक्टर, malignancy पर फैसला? धारा का नाम लेना application of mind नहीं — साक्ष्य पर लागू करना होता है। यह ईमेल ACKO के विरुद्ध सबसे बड़ा सबूत है।</w:t>
+      </w:r>
+    </w:p>
+    <w:p>
+      <w:pPr>
+        <w:spacing w:after="40"/>
+      </w:pPr>
+      <w:r>
+        <w:rPr>
+          <w:rFonts w:ascii="Nirmala UI" w:hAnsi="Nirmala UI" w:cs="Nirmala UI" w:eastAsia="Nirmala UI"/>
+          <w:b/>
+          <w:i w:val="0"/>
+          <w:sz w:val="20"/>
+        </w:rPr>
         <w:t>❖ ACKO: “Consumer Commission जटिल policy-व्याख्या का मंच नहीं।”</w:t>
       </w:r>
     </w:p>
